--- a/assets/doc/Naiara_Pacheco_Santos_cv.docx
+++ b/assets/doc/Naiara_Pacheco_Santos_cv.docx
@@ -4,7 +4,7 @@
   <w:body>
     <w:tbl>
       <w:tblPr>
-        <w:tblW w:type="dxa" w:w="10546"/>
+        <w:tblW w:type="dxa" w:w="10746"/>
         <w:tblBorders>
           <w:top w:val="single" w:color="auto" w:sz="4"/>
           <w:left w:val="single" w:color="auto" w:sz="4"/>
@@ -15,13 +15,13 @@
         </w:tblBorders>
       </w:tblPr>
       <w:tblGrid>
-        <w:gridCol w:w="3691"/>
-        <w:gridCol w:w="6855"/>
+        <w:gridCol w:w="3761"/>
+        <w:gridCol w:w="6985"/>
       </w:tblGrid>
       <w:tr>
         <w:tc>
           <w:tcPr>
-            <w:tcW w:type="dxa" w:w="3691"/>
+            <w:tcW w:type="dxa" w:w="3761"/>
             <w:tcBorders>
               <w:top w:val="none" w:color="FFFFFF" w:sz="0"/>
               <w:left w:val="none" w:color="FFFFFF" w:sz="0"/>
@@ -30,16 +30,16 @@
             </w:tcBorders>
             <w:shd w:fill="1A2742" w:val="clear"/>
             <w:tcMar>
-              <w:top w:type="dxa" w:w="200"/>
-              <w:left w:type="dxa" w:w="240"/>
-              <w:bottom w:type="dxa" w:w="500"/>
-              <w:right w:type="dxa" w:w="240"/>
+              <w:top w:type="dxa" w:w="160"/>
+              <w:left w:type="dxa" w:w="220"/>
+              <w:bottom w:type="dxa" w:w="400"/>
+              <w:right w:type="dxa" w:w="220"/>
             </w:tcMar>
             <w:vAlign w:val="top"/>
           </w:tcPr>
           <w:p>
             <w:pPr>
-              <w:spacing w:after="16" w:before="60"/>
+              <w:spacing w:after="10" w:before="40"/>
             </w:pPr>
             <w:r>
               <w:rPr>
@@ -47,22 +47,22 @@
                 <w:b/>
                 <w:bCs/>
                 <w:color w:val="FFFFFF"/>
-                <w:sz w:val="30"/>
-                <w:szCs w:val="30"/>
+                <w:sz w:val="28"/>
+                <w:szCs w:val="28"/>
               </w:rPr>
               <w:t xml:space="preserve">Naiara Pacheco Santos</w:t>
             </w:r>
           </w:p>
           <w:p>
             <w:pPr>
-              <w:spacing w:after="20" w:before="0"/>
+              <w:spacing w:after="10" w:before="0"/>
             </w:pPr>
             <w:r>
               <w:rPr>
                 <w:rFonts w:ascii="Arial" w:cs="Arial" w:eastAsia="Arial" w:hAnsi="Arial"/>
                 <w:color w:val="7EB8F7"/>
-                <w:sz w:val="17"/>
-                <w:szCs w:val="17"/>
+                <w:sz w:val="16"/>
+                <w:szCs w:val="16"/>
               </w:rPr>
               <w:t xml:space="preserve">Web Developer · Frontend Developer</w:t>
             </w:r>
@@ -72,12 +72,12 @@
               <w:pBdr>
                 <w:bottom w:val="single" w:color="2D5A9E" w:sz="6" w:space="2"/>
               </w:pBdr>
-              <w:spacing w:after="200" w:before="0"/>
-            </w:pPr>
-          </w:p>
-          <w:p>
-            <w:pPr>
-              <w:spacing w:after="60" w:before="240"/>
+              <w:spacing w:after="160" w:before="0"/>
+            </w:pPr>
+          </w:p>
+          <w:p>
+            <w:pPr>
+              <w:spacing w:after="40" w:before="180"/>
             </w:pPr>
             <w:r>
               <w:rPr>
@@ -86,8 +86,8 @@
                 <w:bCs/>
                 <w:color w:val="FFFFFF"/>
                 <w:spacing w:val="40"/>
-                <w:sz w:val="18"/>
-                <w:szCs w:val="18"/>
+                <w:sz w:val="16"/>
+                <w:szCs w:val="16"/>
               </w:rPr>
               <w:t xml:space="preserve">CONTATO</w:t>
             </w:r>
@@ -102,7 +102,7 @@
           </w:p>
           <w:p>
             <w:pPr>
-              <w:spacing w:after="36" w:before="36"/>
+              <w:spacing w:after="24" w:before="24"/>
             </w:pPr>
             <w:r>
               <w:rPr>
@@ -112,15 +112,15 @@
                 <w:i w:val="false"/>
                 <w:iCs w:val="false"/>
                 <w:color w:val="D1E8FF"/>
-                <w:sz w:val="17"/>
-                <w:szCs w:val="17"/>
+                <w:sz w:val="16"/>
+                <w:szCs w:val="16"/>
               </w:rPr>
               <w:t xml:space="preserve">naiarapachecosantos@gmail.com</w:t>
             </w:r>
           </w:p>
           <w:p>
             <w:pPr>
-              <w:spacing w:after="36" w:before="36"/>
+              <w:spacing w:after="24" w:before="24"/>
             </w:pPr>
             <w:r>
               <w:rPr>
@@ -130,23 +130,23 @@
                 <w:i w:val="false"/>
                 <w:iCs w:val="false"/>
                 <w:color w:val="D1E8FF"/>
-                <w:sz w:val="17"/>
-                <w:szCs w:val="17"/>
+                <w:sz w:val="16"/>
+                <w:szCs w:val="16"/>
               </w:rPr>
               <w:t xml:space="preserve">(11) 9 98879-2613</w:t>
             </w:r>
           </w:p>
           <w:p>
             <w:pPr>
-              <w:spacing w:after="36" w:before="36"/>
-            </w:pPr>
-            <w:hyperlink w:history="1" r:id="rIdghfbbsu89vqgfiwyfg-bu">
+              <w:spacing w:after="24" w:before="24"/>
+            </w:pPr>
+            <w:hyperlink w:history="1" r:id="rIdy3wzw3ux22zj1dzlly6gp">
               <w:r>
                 <w:rPr>
                   <w:rFonts w:ascii="Arial" w:cs="Arial" w:eastAsia="Arial" w:hAnsi="Arial"/>
                   <w:color w:val="7EB8F7"/>
-                  <w:sz w:val="17"/>
-                  <w:szCs w:val="17"/>
+                  <w:sz w:val="16"/>
+                  <w:szCs w:val="16"/>
                   <w:u w:val="single"/>
                 </w:rPr>
                 <w:t xml:space="preserve">linkedin.com/in/naiara-pacheco</w:t>
@@ -155,15 +155,15 @@
           </w:p>
           <w:p>
             <w:pPr>
-              <w:spacing w:after="36" w:before="36"/>
-            </w:pPr>
-            <w:hyperlink w:history="1" r:id="rIdpcy5orniw0dgpbnby7k3v">
+              <w:spacing w:after="24" w:before="24"/>
+            </w:pPr>
+            <w:hyperlink w:history="1" r:id="rIdyy6uws03x8ewwe4n9d5le">
               <w:r>
                 <w:rPr>
                   <w:rFonts w:ascii="Arial" w:cs="Arial" w:eastAsia="Arial" w:hAnsi="Arial"/>
                   <w:color w:val="7EB8F7"/>
-                  <w:sz w:val="17"/>
-                  <w:szCs w:val="17"/>
+                  <w:sz w:val="16"/>
+                  <w:szCs w:val="16"/>
                   <w:u w:val="single"/>
                 </w:rPr>
                 <w:t xml:space="preserve">portfolio-upweb.netlify.app</w:t>
@@ -172,15 +172,15 @@
           </w:p>
           <w:p>
             <w:pPr>
-              <w:spacing w:after="36" w:before="36"/>
-            </w:pPr>
-            <w:hyperlink w:history="1" r:id="rIdosc-i2vr5atfczoyjyjwe">
+              <w:spacing w:after="24" w:before="24"/>
+            </w:pPr>
+            <w:hyperlink w:history="1" r:id="rIdwi0muzb0l_mfwa8vksyn8">
               <w:r>
                 <w:rPr>
                   <w:rFonts w:ascii="Arial" w:cs="Arial" w:eastAsia="Arial" w:hAnsi="Arial"/>
                   <w:color w:val="7EB8F7"/>
-                  <w:sz w:val="17"/>
-                  <w:szCs w:val="17"/>
+                  <w:sz w:val="16"/>
+                  <w:szCs w:val="16"/>
                   <w:u w:val="single"/>
                 </w:rPr>
                 <w:t xml:space="preserve">websitespersonalizados.vercel.app</w:t>
@@ -189,7 +189,7 @@
           </w:p>
           <w:p>
             <w:pPr>
-              <w:spacing w:after="36" w:before="36"/>
+              <w:spacing w:after="24" w:before="24"/>
             </w:pPr>
             <w:r>
               <w:rPr>
@@ -199,15 +199,15 @@
                 <w:i w:val="false"/>
                 <w:iCs w:val="false"/>
                 <w:color w:val="D1E8FF"/>
-                <w:sz w:val="17"/>
-                <w:szCs w:val="17"/>
+                <w:sz w:val="16"/>
+                <w:szCs w:val="16"/>
               </w:rPr>
               <w:t xml:space="preserve">São Paulo, SP</w:t>
             </w:r>
           </w:p>
           <w:p>
             <w:pPr>
-              <w:spacing w:after="60" w:before="240"/>
+              <w:spacing w:after="40" w:before="180"/>
             </w:pPr>
             <w:r>
               <w:rPr>
@@ -216,8 +216,8 @@
                 <w:bCs/>
                 <w:color w:val="FFFFFF"/>
                 <w:spacing w:val="40"/>
-                <w:sz w:val="18"/>
-                <w:szCs w:val="18"/>
+                <w:sz w:val="16"/>
+                <w:szCs w:val="16"/>
               </w:rPr>
               <w:t xml:space="preserve">FRONTEND</w:t>
             </w:r>
@@ -232,7 +232,7 @@
           </w:p>
           <w:p>
             <w:pPr>
-              <w:spacing w:after="36" w:before="36"/>
+              <w:spacing w:after="24" w:before="24"/>
             </w:pPr>
             <w:r>
               <w:rPr>
@@ -250,7 +250,7 @@
           </w:p>
           <w:p>
             <w:pPr>
-              <w:spacing w:after="36" w:before="36"/>
+              <w:spacing w:after="24" w:before="24"/>
             </w:pPr>
             <w:r>
               <w:rPr>
@@ -268,7 +268,7 @@
           </w:p>
           <w:p>
             <w:pPr>
-              <w:spacing w:after="36" w:before="36"/>
+              <w:spacing w:after="24" w:before="24"/>
             </w:pPr>
             <w:r>
               <w:rPr>
@@ -286,7 +286,7 @@
           </w:p>
           <w:p>
             <w:pPr>
-              <w:spacing w:after="36" w:before="36"/>
+              <w:spacing w:after="24" w:before="24"/>
             </w:pPr>
             <w:r>
               <w:rPr>
@@ -304,7 +304,7 @@
           </w:p>
           <w:p>
             <w:pPr>
-              <w:spacing w:after="60" w:before="240"/>
+              <w:spacing w:after="40" w:before="180"/>
             </w:pPr>
             <w:r>
               <w:rPr>
@@ -313,8 +313,8 @@
                 <w:bCs/>
                 <w:color w:val="FFFFFF"/>
                 <w:spacing w:val="40"/>
-                <w:sz w:val="18"/>
-                <w:szCs w:val="18"/>
+                <w:sz w:val="16"/>
+                <w:szCs w:val="16"/>
               </w:rPr>
               <w:t xml:space="preserve">BACKEND &amp; DADOS</w:t>
             </w:r>
@@ -329,7 +329,7 @@
           </w:p>
           <w:p>
             <w:pPr>
-              <w:spacing w:after="36" w:before="36"/>
+              <w:spacing w:after="24" w:before="24"/>
             </w:pPr>
             <w:r>
               <w:rPr>
@@ -347,7 +347,7 @@
           </w:p>
           <w:p>
             <w:pPr>
-              <w:spacing w:after="36" w:before="36"/>
+              <w:spacing w:after="24" w:before="24"/>
             </w:pPr>
             <w:r>
               <w:rPr>
@@ -365,7 +365,7 @@
           </w:p>
           <w:p>
             <w:pPr>
-              <w:spacing w:after="36" w:before="36"/>
+              <w:spacing w:after="24" w:before="24"/>
             </w:pPr>
             <w:r>
               <w:rPr>
@@ -383,7 +383,7 @@
           </w:p>
           <w:p>
             <w:pPr>
-              <w:spacing w:after="36" w:before="36"/>
+              <w:spacing w:after="24" w:before="24"/>
             </w:pPr>
             <w:r>
               <w:rPr>
@@ -401,7 +401,7 @@
           </w:p>
           <w:p>
             <w:pPr>
-              <w:spacing w:after="60" w:before="240"/>
+              <w:spacing w:after="40" w:before="180"/>
             </w:pPr>
             <w:r>
               <w:rPr>
@@ -410,8 +410,8 @@
                 <w:bCs/>
                 <w:color w:val="FFFFFF"/>
                 <w:spacing w:val="40"/>
-                <w:sz w:val="18"/>
-                <w:szCs w:val="18"/>
+                <w:sz w:val="16"/>
+                <w:szCs w:val="16"/>
               </w:rPr>
               <w:t xml:space="preserve">CLOUD &amp; DEVOPS</w:t>
             </w:r>
@@ -426,7 +426,7 @@
           </w:p>
           <w:p>
             <w:pPr>
-              <w:spacing w:after="36" w:before="36"/>
+              <w:spacing w:after="24" w:before="24"/>
             </w:pPr>
             <w:r>
               <w:rPr>
@@ -444,7 +444,7 @@
           </w:p>
           <w:p>
             <w:pPr>
-              <w:spacing w:after="36" w:before="36"/>
+              <w:spacing w:after="24" w:before="24"/>
             </w:pPr>
             <w:r>
               <w:rPr>
@@ -462,7 +462,7 @@
           </w:p>
           <w:p>
             <w:pPr>
-              <w:spacing w:after="36" w:before="36"/>
+              <w:spacing w:after="24" w:before="24"/>
             </w:pPr>
             <w:r>
               <w:rPr>
@@ -480,7 +480,7 @@
           </w:p>
           <w:p>
             <w:pPr>
-              <w:spacing w:after="36" w:before="36"/>
+              <w:spacing w:after="24" w:before="24"/>
             </w:pPr>
             <w:r>
               <w:rPr>
@@ -498,7 +498,7 @@
           </w:p>
           <w:p>
             <w:pPr>
-              <w:spacing w:after="36" w:before="36"/>
+              <w:spacing w:after="24" w:before="24"/>
             </w:pPr>
             <w:r>
               <w:rPr>
@@ -516,7 +516,7 @@
           </w:p>
           <w:p>
             <w:pPr>
-              <w:spacing w:after="60" w:before="240"/>
+              <w:spacing w:after="40" w:before="180"/>
             </w:pPr>
             <w:r>
               <w:rPr>
@@ -525,8 +525,8 @@
                 <w:bCs/>
                 <w:color w:val="FFFFFF"/>
                 <w:spacing w:val="40"/>
-                <w:sz w:val="18"/>
-                <w:szCs w:val="18"/>
+                <w:sz w:val="16"/>
+                <w:szCs w:val="16"/>
               </w:rPr>
               <w:t xml:space="preserve">WEB &amp; PERFORMANCE</w:t>
             </w:r>
@@ -541,7 +541,7 @@
           </w:p>
           <w:p>
             <w:pPr>
-              <w:spacing w:after="36" w:before="36"/>
+              <w:spacing w:after="24" w:before="24"/>
             </w:pPr>
             <w:r>
               <w:rPr>
@@ -559,7 +559,7 @@
           </w:p>
           <w:p>
             <w:pPr>
-              <w:spacing w:after="36" w:before="36"/>
+              <w:spacing w:after="24" w:before="24"/>
             </w:pPr>
             <w:r>
               <w:rPr>
@@ -577,7 +577,7 @@
           </w:p>
           <w:p>
             <w:pPr>
-              <w:spacing w:after="36" w:before="36"/>
+              <w:spacing w:after="24" w:before="24"/>
             </w:pPr>
             <w:r>
               <w:rPr>
@@ -595,7 +595,7 @@
           </w:p>
           <w:p>
             <w:pPr>
-              <w:spacing w:after="60" w:before="240"/>
+              <w:spacing w:after="40" w:before="180"/>
             </w:pPr>
             <w:r>
               <w:rPr>
@@ -604,8 +604,8 @@
                 <w:bCs/>
                 <w:color w:val="FFFFFF"/>
                 <w:spacing w:val="40"/>
-                <w:sz w:val="18"/>
-                <w:szCs w:val="18"/>
+                <w:sz w:val="16"/>
+                <w:szCs w:val="16"/>
               </w:rPr>
               <w:t xml:space="preserve">FORMAÇÃO</w:t>
             </w:r>
@@ -620,7 +620,7 @@
           </w:p>
           <w:p>
             <w:pPr>
-              <w:spacing w:after="36" w:before="36"/>
+              <w:spacing w:after="24" w:before="24"/>
             </w:pPr>
             <w:r>
               <w:rPr>
@@ -638,7 +638,7 @@
           </w:p>
           <w:p>
             <w:pPr>
-              <w:spacing w:after="36" w:before="36"/>
+              <w:spacing w:after="24" w:before="24"/>
             </w:pPr>
             <w:r>
               <w:rPr>
@@ -648,38 +648,38 @@
                 <w:i w:val="false"/>
                 <w:iCs w:val="false"/>
                 <w:color w:val="8EB8E8"/>
+                <w:sz w:val="15"/>
+                <w:szCs w:val="15"/>
+              </w:rPr>
+              <w:t xml:space="preserve">Faculdade Impacta · 2024</w:t>
+            </w:r>
+          </w:p>
+          <w:p>
+            <w:pPr>
+              <w:spacing w:after="10" w:before="60"/>
+            </w:pPr>
+          </w:p>
+          <w:p>
+            <w:pPr>
+              <w:spacing w:after="24" w:before="24"/>
+            </w:pPr>
+            <w:r>
+              <w:rPr>
+                <w:rFonts w:ascii="Arial" w:cs="Arial" w:eastAsia="Arial" w:hAnsi="Arial"/>
+                <w:b/>
+                <w:bCs/>
+                <w:i w:val="false"/>
+                <w:iCs w:val="false"/>
+                <w:color w:val="E2F0FF"/>
                 <w:sz w:val="16"/>
                 <w:szCs w:val="16"/>
               </w:rPr>
-              <w:t xml:space="preserve">Faculdade Impacta · 2024</w:t>
-            </w:r>
-          </w:p>
-          <w:p>
-            <w:pPr>
-              <w:spacing w:after="20" w:before="100"/>
-            </w:pPr>
-          </w:p>
-          <w:p>
-            <w:pPr>
-              <w:spacing w:after="36" w:before="36"/>
-            </w:pPr>
-            <w:r>
-              <w:rPr>
-                <w:rFonts w:ascii="Arial" w:cs="Arial" w:eastAsia="Arial" w:hAnsi="Arial"/>
-                <w:b/>
-                <w:bCs/>
-                <w:i w:val="false"/>
-                <w:iCs w:val="false"/>
-                <w:color w:val="E2F0FF"/>
-                <w:sz w:val="17"/>
-                <w:szCs w:val="17"/>
-              </w:rPr>
               <w:t xml:space="preserve">Formação SEO</w:t>
             </w:r>
           </w:p>
           <w:p>
             <w:pPr>
-              <w:spacing w:after="36" w:before="36"/>
+              <w:spacing w:after="24" w:before="24"/>
             </w:pPr>
             <w:r>
               <w:rPr>
@@ -689,84 +689,84 @@
                 <w:i w:val="false"/>
                 <w:iCs w:val="false"/>
                 <w:color w:val="8EB8E8"/>
+                <w:sz w:val="15"/>
+                <w:szCs w:val="15"/>
+              </w:rPr>
+              <w:t xml:space="preserve">Alura · Em andamento</w:t>
+            </w:r>
+          </w:p>
+          <w:p>
+            <w:pPr>
+              <w:spacing w:after="10" w:before="60"/>
+            </w:pPr>
+          </w:p>
+          <w:p>
+            <w:pPr>
+              <w:spacing w:after="24" w:before="24"/>
+            </w:pPr>
+            <w:r>
+              <w:rPr>
+                <w:rFonts w:ascii="Arial" w:cs="Arial" w:eastAsia="Arial" w:hAnsi="Arial"/>
+                <w:b w:val="false"/>
+                <w:bCs w:val="false"/>
+                <w:i w:val="false"/>
+                <w:iCs w:val="false"/>
+                <w:color w:val="8EB8E8"/>
+                <w:sz w:val="15"/>
+                <w:szCs w:val="15"/>
+              </w:rPr>
+              <w:t xml:space="preserve">JavaScript — 68h | Udemy</w:t>
+            </w:r>
+          </w:p>
+          <w:p>
+            <w:pPr>
+              <w:spacing w:after="24" w:before="24"/>
+            </w:pPr>
+            <w:r>
+              <w:rPr>
+                <w:rFonts w:ascii="Arial" w:cs="Arial" w:eastAsia="Arial" w:hAnsi="Arial"/>
+                <w:b w:val="false"/>
+                <w:bCs w:val="false"/>
+                <w:i w:val="false"/>
+                <w:iCs w:val="false"/>
+                <w:color w:val="8EB8E8"/>
+                <w:sz w:val="15"/>
+                <w:szCs w:val="15"/>
+              </w:rPr>
+              <w:t xml:space="preserve">React JS — 24h | Udemy</w:t>
+            </w:r>
+          </w:p>
+          <w:p>
+            <w:pPr>
+              <w:spacing w:after="24" w:before="24"/>
+            </w:pPr>
+            <w:r>
+              <w:rPr>
+                <w:rFonts w:ascii="Arial" w:cs="Arial" w:eastAsia="Arial" w:hAnsi="Arial"/>
+                <w:b w:val="false"/>
+                <w:bCs w:val="false"/>
+                <w:i w:val="false"/>
+                <w:iCs w:val="false"/>
+                <w:color w:val="8EB8E8"/>
+                <w:sz w:val="15"/>
+                <w:szCs w:val="15"/>
+              </w:rPr>
+              <w:t xml:space="preserve">Python Flask — 13h | Udemy</w:t>
+            </w:r>
+          </w:p>
+          <w:p>
+            <w:pPr>
+              <w:spacing w:after="40" w:before="180"/>
+            </w:pPr>
+            <w:r>
+              <w:rPr>
+                <w:rFonts w:ascii="Arial" w:cs="Arial" w:eastAsia="Arial" w:hAnsi="Arial"/>
+                <w:b/>
+                <w:bCs/>
+                <w:color w:val="FFFFFF"/>
+                <w:spacing w:val="40"/>
                 <w:sz w:val="16"/>
                 <w:szCs w:val="16"/>
-              </w:rPr>
-              <w:t xml:space="preserve">Alura · Em andamento</w:t>
-            </w:r>
-          </w:p>
-          <w:p>
-            <w:pPr>
-              <w:spacing w:after="20" w:before="100"/>
-            </w:pPr>
-          </w:p>
-          <w:p>
-            <w:pPr>
-              <w:spacing w:after="36" w:before="36"/>
-            </w:pPr>
-            <w:r>
-              <w:rPr>
-                <w:rFonts w:ascii="Arial" w:cs="Arial" w:eastAsia="Arial" w:hAnsi="Arial"/>
-                <w:b w:val="false"/>
-                <w:bCs w:val="false"/>
-                <w:i w:val="false"/>
-                <w:iCs w:val="false"/>
-                <w:color w:val="8EB8E8"/>
-                <w:sz w:val="16"/>
-                <w:szCs w:val="16"/>
-              </w:rPr>
-              <w:t xml:space="preserve">JavaScript — 68h | Udemy</w:t>
-            </w:r>
-          </w:p>
-          <w:p>
-            <w:pPr>
-              <w:spacing w:after="36" w:before="36"/>
-            </w:pPr>
-            <w:r>
-              <w:rPr>
-                <w:rFonts w:ascii="Arial" w:cs="Arial" w:eastAsia="Arial" w:hAnsi="Arial"/>
-                <w:b w:val="false"/>
-                <w:bCs w:val="false"/>
-                <w:i w:val="false"/>
-                <w:iCs w:val="false"/>
-                <w:color w:val="8EB8E8"/>
-                <w:sz w:val="16"/>
-                <w:szCs w:val="16"/>
-              </w:rPr>
-              <w:t xml:space="preserve">React JS — 24h | Udemy</w:t>
-            </w:r>
-          </w:p>
-          <w:p>
-            <w:pPr>
-              <w:spacing w:after="36" w:before="36"/>
-            </w:pPr>
-            <w:r>
-              <w:rPr>
-                <w:rFonts w:ascii="Arial" w:cs="Arial" w:eastAsia="Arial" w:hAnsi="Arial"/>
-                <w:b w:val="false"/>
-                <w:bCs w:val="false"/>
-                <w:i w:val="false"/>
-                <w:iCs w:val="false"/>
-                <w:color w:val="8EB8E8"/>
-                <w:sz w:val="16"/>
-                <w:szCs w:val="16"/>
-              </w:rPr>
-              <w:t xml:space="preserve">Python Flask — 13h | Udemy</w:t>
-            </w:r>
-          </w:p>
-          <w:p>
-            <w:pPr>
-              <w:spacing w:after="60" w:before="240"/>
-            </w:pPr>
-            <w:r>
-              <w:rPr>
-                <w:rFonts w:ascii="Arial" w:cs="Arial" w:eastAsia="Arial" w:hAnsi="Arial"/>
-                <w:b/>
-                <w:bCs/>
-                <w:color w:val="FFFFFF"/>
-                <w:spacing w:val="40"/>
-                <w:sz w:val="18"/>
-                <w:szCs w:val="18"/>
               </w:rPr>
               <w:t xml:space="preserve">IDIOMAS</w:t>
             </w:r>
@@ -781,7 +781,7 @@
           </w:p>
           <w:p>
             <w:pPr>
-              <w:spacing w:after="36" w:before="36"/>
+              <w:spacing w:after="24" w:before="24"/>
             </w:pPr>
             <w:r>
               <w:rPr>
@@ -791,15 +791,15 @@
                 <w:i w:val="false"/>
                 <w:iCs w:val="false"/>
                 <w:color w:val="E2F0FF"/>
-                <w:sz w:val="17"/>
-                <w:szCs w:val="17"/>
+                <w:sz w:val="16"/>
+                <w:szCs w:val="16"/>
               </w:rPr>
               <w:t xml:space="preserve">Português — Nativo</w:t>
             </w:r>
           </w:p>
           <w:p>
             <w:pPr>
-              <w:spacing w:after="36" w:before="36"/>
+              <w:spacing w:after="24" w:before="24"/>
             </w:pPr>
             <w:r>
               <w:rPr>
@@ -809,15 +809,15 @@
                 <w:i w:val="false"/>
                 <w:iCs w:val="false"/>
                 <w:color w:val="E2F0FF"/>
-                <w:sz w:val="17"/>
-                <w:szCs w:val="17"/>
+                <w:sz w:val="16"/>
+                <w:szCs w:val="16"/>
               </w:rPr>
               <w:t xml:space="preserve">Inglês — Intermediário</w:t>
             </w:r>
           </w:p>
           <w:p>
             <w:pPr>
-              <w:spacing w:after="36" w:before="36"/>
+              <w:spacing w:after="24" w:before="24"/>
             </w:pPr>
             <w:r>
               <w:rPr>
@@ -836,7 +836,7 @@
         </w:tc>
         <w:tc>
           <w:tcPr>
-            <w:tcW w:type="dxa" w:w="6855"/>
+            <w:tcW w:type="dxa" w:w="6985"/>
             <w:tcBorders>
               <w:top w:val="none" w:color="FFFFFF" w:sz="0"/>
               <w:left w:val="none" w:color="FFFFFF" w:sz="0"/>
@@ -845,21 +845,21 @@
             </w:tcBorders>
             <w:shd w:fill="FFFFFF" w:val="clear"/>
             <w:tcMar>
-              <w:top w:type="dxa" w:w="200"/>
-              <w:left w:type="dxa" w:w="400"/>
-              <w:bottom w:type="dxa" w:w="500"/>
-              <w:right w:type="dxa" w:w="200"/>
+              <w:top w:type="dxa" w:w="160"/>
+              <w:left w:type="dxa" w:w="360"/>
+              <w:bottom w:type="dxa" w:w="400"/>
+              <w:right w:type="dxa" w:w="160"/>
             </w:tcMar>
             <w:vAlign w:val="top"/>
           </w:tcPr>
           <w:p>
             <w:pPr>
-              <w:spacing w:after="20" w:before="60"/>
-            </w:pPr>
-          </w:p>
-          <w:p>
-            <w:pPr>
-              <w:spacing w:after="60" w:before="240"/>
+              <w:spacing w:after="10" w:before="40"/>
+            </w:pPr>
+          </w:p>
+          <w:p>
+            <w:pPr>
+              <w:spacing w:after="40" w:before="180"/>
             </w:pPr>
             <w:r>
               <w:rPr>
@@ -868,8 +868,8 @@
                 <w:bCs/>
                 <w:color w:val="1A2742"/>
                 <w:spacing w:val="40"/>
-                <w:sz w:val="22"/>
-                <w:szCs w:val="22"/>
+                <w:sz w:val="20"/>
+                <w:szCs w:val="20"/>
               </w:rPr>
               <w:t xml:space="preserve">PERFIL PROFISSIONAL</w:t>
             </w:r>
@@ -879,40 +879,40 @@
               <w:pBdr>
                 <w:bottom w:val="single" w:color="2563EB" w:sz="8" w:space="1"/>
               </w:pBdr>
-              <w:spacing w:after="80" w:before="0"/>
-            </w:pPr>
-          </w:p>
-          <w:p>
-            <w:pPr>
-              <w:spacing w:after="80" w:before="60"/>
-            </w:pPr>
-            <w:r>
-              <w:rPr>
-                <w:rFonts w:ascii="Arial" w:cs="Arial" w:eastAsia="Arial" w:hAnsi="Arial"/>
-                <w:color w:val="334155"/>
-                <w:sz w:val="19"/>
-                <w:szCs w:val="19"/>
+              <w:spacing w:after="60" w:before="0"/>
+            </w:pPr>
+          </w:p>
+          <w:p>
+            <w:pPr>
+              <w:spacing w:after="60" w:before="40"/>
+            </w:pPr>
+            <w:r>
+              <w:rPr>
+                <w:rFonts w:ascii="Arial" w:cs="Arial" w:eastAsia="Arial" w:hAnsi="Arial"/>
+                <w:color w:val="334155"/>
+                <w:sz w:val="18"/>
+                <w:szCs w:val="18"/>
               </w:rPr>
               <w:t xml:space="preserve">Desenvolvedora Web com experiência prática em desenvolvimento frontend moderno, experiências digitais e otimização de sistemas web. Atuação com JavaScript, TypeScript, Angular, Python, WordPress e APIs REST, com foco em performance, responsividade, SEO técnico e manutenção escalável.</w:t>
             </w:r>
           </w:p>
           <w:p>
             <w:pPr>
-              <w:spacing w:after="80" w:before="0"/>
-            </w:pPr>
-            <w:r>
-              <w:rPr>
-                <w:rFonts w:ascii="Arial" w:cs="Arial" w:eastAsia="Arial" w:hAnsi="Arial"/>
-                <w:color w:val="334155"/>
-                <w:sz w:val="19"/>
-                <w:szCs w:val="19"/>
+              <w:spacing w:after="60" w:before="0"/>
+            </w:pPr>
+            <w:r>
+              <w:rPr>
+                <w:rFonts w:ascii="Arial" w:cs="Arial" w:eastAsia="Arial" w:hAnsi="Arial"/>
+                <w:color w:val="334155"/>
+                <w:sz w:val="18"/>
+                <w:szCs w:val="18"/>
               </w:rPr>
               <w:t xml:space="preserve">Experiência em ambientes corporativos utilizando AWS, OpenSearch e CloudWatch para monitoramento, troubleshooting e análise técnica de aplicações em produção. Combino visão técnica com mentalidade de produto, buscando entregar soluções performáticas, bem estruturadas e alinhadas à experiência do usuário e aos objetivos do negócio.</w:t>
             </w:r>
           </w:p>
           <w:p>
             <w:pPr>
-              <w:spacing w:after="60" w:before="240"/>
+              <w:spacing w:after="40" w:before="180"/>
             </w:pPr>
             <w:r>
               <w:rPr>
@@ -921,8 +921,8 @@
                 <w:bCs/>
                 <w:color w:val="1A2742"/>
                 <w:spacing w:val="40"/>
-                <w:sz w:val="22"/>
-                <w:szCs w:val="22"/>
+                <w:sz w:val="20"/>
+                <w:szCs w:val="20"/>
               </w:rPr>
               <w:t xml:space="preserve">SKILLS</w:t>
             </w:r>
@@ -932,12 +932,12 @@
               <w:pBdr>
                 <w:bottom w:val="single" w:color="2563EB" w:sz="8" w:space="1"/>
               </w:pBdr>
-              <w:spacing w:after="80" w:before="0"/>
-            </w:pPr>
-          </w:p>
-          <w:p>
-            <w:pPr>
-              <w:spacing w:after="40" w:before="40"/>
+              <w:spacing w:after="60" w:before="0"/>
+            </w:pPr>
+          </w:p>
+          <w:p>
+            <w:pPr>
+              <w:spacing w:after="30" w:before="30"/>
             </w:pPr>
             <w:r>
               <w:rPr>
@@ -945,8 +945,8 @@
                 <w:b/>
                 <w:bCs/>
                 <w:color w:val="1A2742"/>
-                <w:sz w:val="19"/>
-                <w:szCs w:val="19"/>
+                <w:sz w:val="18"/>
+                <w:szCs w:val="18"/>
               </w:rPr>
               <w:t xml:space="preserve">Frontend: </w:t>
             </w:r>
@@ -954,15 +954,15 @@
               <w:rPr>
                 <w:rFonts w:ascii="Arial" w:cs="Arial" w:eastAsia="Arial" w:hAnsi="Arial"/>
                 <w:color w:val="334155"/>
-                <w:sz w:val="19"/>
-                <w:szCs w:val="19"/>
+                <w:sz w:val="18"/>
+                <w:szCs w:val="18"/>
               </w:rPr>
               <w:t xml:space="preserve">HTML5, CSS3, SASS, JavaScript (ES6+), TypeScript, Angular, Tailwind CSS, Bootstrap</w:t>
             </w:r>
           </w:p>
           <w:p>
             <w:pPr>
-              <w:spacing w:after="40" w:before="40"/>
+              <w:spacing w:after="30" w:before="30"/>
             </w:pPr>
             <w:r>
               <w:rPr>
@@ -970,8 +970,8 @@
                 <w:b/>
                 <w:bCs/>
                 <w:color w:val="1A2742"/>
-                <w:sz w:val="19"/>
-                <w:szCs w:val="19"/>
+                <w:sz w:val="18"/>
+                <w:szCs w:val="18"/>
               </w:rPr>
               <w:t xml:space="preserve">Backend: </w:t>
             </w:r>
@@ -979,15 +979,15 @@
               <w:rPr>
                 <w:rFonts w:ascii="Arial" w:cs="Arial" w:eastAsia="Arial" w:hAnsi="Arial"/>
                 <w:color w:val="334155"/>
-                <w:sz w:val="19"/>
-                <w:szCs w:val="19"/>
+                <w:sz w:val="18"/>
+                <w:szCs w:val="18"/>
               </w:rPr>
               <w:t xml:space="preserve">Node.js, Python, Django, Flask, APIs REST, WebSockets</w:t>
             </w:r>
           </w:p>
           <w:p>
             <w:pPr>
-              <w:spacing w:after="40" w:before="40"/>
+              <w:spacing w:after="30" w:before="30"/>
             </w:pPr>
             <w:r>
               <w:rPr>
@@ -995,8 +995,8 @@
                 <w:b/>
                 <w:bCs/>
                 <w:color w:val="1A2742"/>
-                <w:sz w:val="19"/>
-                <w:szCs w:val="19"/>
+                <w:sz w:val="18"/>
+                <w:szCs w:val="18"/>
               </w:rPr>
               <w:t xml:space="preserve">Cloud &amp; Ferramentas: </w:t>
             </w:r>
@@ -1004,15 +1004,15 @@
               <w:rPr>
                 <w:rFonts w:ascii="Arial" w:cs="Arial" w:eastAsia="Arial" w:hAnsi="Arial"/>
                 <w:color w:val="334155"/>
-                <w:sz w:val="19"/>
-                <w:szCs w:val="19"/>
+                <w:sz w:val="18"/>
+                <w:szCs w:val="18"/>
               </w:rPr>
               <w:t xml:space="preserve">AWS (ECS, Lambda, Cognito, S3, CloudWatch, OpenSearch), Docker, Git, GitHub</w:t>
             </w:r>
           </w:p>
           <w:p>
             <w:pPr>
-              <w:spacing w:after="40" w:before="40"/>
+              <w:spacing w:after="30" w:before="30"/>
             </w:pPr>
             <w:r>
               <w:rPr>
@@ -1020,8 +1020,8 @@
                 <w:b/>
                 <w:bCs/>
                 <w:color w:val="1A2742"/>
-                <w:sz w:val="19"/>
-                <w:szCs w:val="19"/>
+                <w:sz w:val="18"/>
+                <w:szCs w:val="18"/>
               </w:rPr>
               <w:t xml:space="preserve">IA &amp; Produtividade: </w:t>
             </w:r>
@@ -1029,15 +1029,15 @@
               <w:rPr>
                 <w:rFonts w:ascii="Arial" w:cs="Arial" w:eastAsia="Arial" w:hAnsi="Arial"/>
                 <w:color w:val="334155"/>
-                <w:sz w:val="19"/>
-                <w:szCs w:val="19"/>
+                <w:sz w:val="18"/>
+                <w:szCs w:val="18"/>
               </w:rPr>
               <w:t xml:space="preserve">Utilização de ferramentas de IA no fluxo de desenvolvimento para aceleração de entregas, revisão de código e ganho de produtividade</w:t>
             </w:r>
           </w:p>
           <w:p>
             <w:pPr>
-              <w:spacing w:after="40" w:before="40"/>
+              <w:spacing w:after="30" w:before="30"/>
             </w:pPr>
             <w:r>
               <w:rPr>
@@ -1045,8 +1045,8 @@
                 <w:b/>
                 <w:bCs/>
                 <w:color w:val="1A2742"/>
-                <w:sz w:val="19"/>
-                <w:szCs w:val="19"/>
+                <w:sz w:val="18"/>
+                <w:szCs w:val="18"/>
               </w:rPr>
               <w:t xml:space="preserve">Web &amp; Performance: </w:t>
             </w:r>
@@ -1054,15 +1054,15 @@
               <w:rPr>
                 <w:rFonts w:ascii="Arial" w:cs="Arial" w:eastAsia="Arial" w:hAnsi="Arial"/>
                 <w:color w:val="334155"/>
-                <w:sz w:val="19"/>
-                <w:szCs w:val="19"/>
+                <w:sz w:val="18"/>
+                <w:szCs w:val="18"/>
               </w:rPr>
               <w:t xml:space="preserve">SEO Técnico, Responsividade, WordPress, Landing Pages</w:t>
             </w:r>
           </w:p>
           <w:p>
             <w:pPr>
-              <w:spacing w:after="40" w:before="40"/>
+              <w:spacing w:after="30" w:before="30"/>
             </w:pPr>
             <w:r>
               <w:rPr>
@@ -1070,8 +1070,8 @@
                 <w:b/>
                 <w:bCs/>
                 <w:color w:val="1A2742"/>
-                <w:sz w:val="19"/>
-                <w:szCs w:val="19"/>
+                <w:sz w:val="18"/>
+                <w:szCs w:val="18"/>
               </w:rPr>
               <w:t xml:space="preserve">Outros: </w:t>
             </w:r>
@@ -1079,15 +1079,15 @@
               <w:rPr>
                 <w:rFonts w:ascii="Arial" w:cs="Arial" w:eastAsia="Arial" w:hAnsi="Arial"/>
                 <w:color w:val="334155"/>
-                <w:sz w:val="19"/>
-                <w:szCs w:val="19"/>
+                <w:sz w:val="18"/>
+                <w:szCs w:val="18"/>
               </w:rPr>
               <w:t xml:space="preserve">Troubleshooting, Observabilidade, Integrações, Ambientes HML/PROD, Metodologias Ágeis</w:t>
             </w:r>
           </w:p>
           <w:p>
             <w:pPr>
-              <w:spacing w:after="60" w:before="240"/>
+              <w:spacing w:after="40" w:before="180"/>
             </w:pPr>
             <w:r>
               <w:rPr>
@@ -1096,8 +1096,8 @@
                 <w:bCs/>
                 <w:color w:val="1A2742"/>
                 <w:spacing w:val="40"/>
-                <w:sz w:val="22"/>
-                <w:szCs w:val="22"/>
+                <w:sz w:val="20"/>
+                <w:szCs w:val="20"/>
               </w:rPr>
               <w:t xml:space="preserve">EXPERIÊNCIA PROFISSIONAL</w:t>
             </w:r>
@@ -1107,12 +1107,12 @@
               <w:pBdr>
                 <w:bottom w:val="single" w:color="2563EB" w:sz="8" w:space="1"/>
               </w:pBdr>
-              <w:spacing w:after="80" w:before="0"/>
-            </w:pPr>
-          </w:p>
-          <w:p>
-            <w:pPr>
-              <w:spacing w:after="30" w:before="200"/>
+              <w:spacing w:after="60" w:before="0"/>
+            </w:pPr>
+          </w:p>
+          <w:p>
+            <w:pPr>
+              <w:spacing w:after="20" w:before="160"/>
             </w:pPr>
             <w:r>
               <w:rPr>
@@ -1120,18 +1120,18 @@
                 <w:b/>
                 <w:bCs/>
                 <w:color w:val="1A2742"/>
-                <w:sz w:val="21"/>
-                <w:szCs w:val="21"/>
-              </w:rPr>
-              <w:t xml:space="preserve">GERTEC</w:t>
-            </w:r>
-            <w:r>
-              <w:rPr>
-                <w:rFonts w:ascii="Arial" w:cs="Arial" w:eastAsia="Arial" w:hAnsi="Arial"/>
-                <w:color w:val="64748B"/>
                 <w:sz w:val="20"/>
                 <w:szCs w:val="20"/>
               </w:rPr>
+              <w:t xml:space="preserve">GERTEC</w:t>
+            </w:r>
+            <w:r>
+              <w:rPr>
+                <w:rFonts w:ascii="Arial" w:cs="Arial" w:eastAsia="Arial" w:hAnsi="Arial"/>
+                <w:color w:val="64748B"/>
+                <w:sz w:val="18"/>
+                <w:szCs w:val="18"/>
+              </w:rPr>
               <w:t xml:space="preserve">  ·  </w:t>
             </w:r>
             <w:r>
@@ -1140,15 +1140,15 @@
                 <w:b/>
                 <w:bCs/>
                 <w:color w:val="2563EB"/>
-                <w:sz w:val="21"/>
-                <w:szCs w:val="21"/>
+                <w:sz w:val="20"/>
+                <w:szCs w:val="20"/>
               </w:rPr>
               <w:t xml:space="preserve">Assistente de Desenvolvimento de Sistemas</w:t>
             </w:r>
           </w:p>
           <w:p>
             <w:pPr>
-              <w:spacing w:after="80" w:before="0"/>
+              <w:spacing w:after="60" w:before="0"/>
             </w:pPr>
             <w:r>
               <w:rPr>
@@ -1156,8 +1156,8 @@
                 <w:i/>
                 <w:iCs/>
                 <w:color w:val="64748B"/>
-                <w:sz w:val="16"/>
-                <w:szCs w:val="16"/>
+                <w:sz w:val="15"/>
+                <w:szCs w:val="15"/>
               </w:rPr>
               <w:t xml:space="preserve">2024 – Atual · São Paulo, SP</w:t>
             </w:r>
@@ -1169,14 +1169,14 @@
                 <w:ilvl w:val="0"/>
                 <w:numId w:val="2"/>
               </w:numPr>
-              <w:spacing w:after="36" w:before="36"/>
-            </w:pPr>
-            <w:r>
-              <w:rPr>
-                <w:rFonts w:ascii="Arial" w:cs="Arial" w:eastAsia="Arial" w:hAnsi="Arial"/>
-                <w:color w:val="334155"/>
-                <w:sz w:val="19"/>
-                <w:szCs w:val="19"/>
+              <w:spacing w:after="24" w:before="24"/>
+            </w:pPr>
+            <w:r>
+              <w:rPr>
+                <w:rFonts w:ascii="Arial" w:cs="Arial" w:eastAsia="Arial" w:hAnsi="Arial"/>
+                <w:color w:val="334155"/>
+                <w:sz w:val="18"/>
+                <w:szCs w:val="18"/>
               </w:rPr>
               <w:t xml:space="preserve">Desenvolvimento frontend com Angular — criação e manutenção de componentes, fluxos e interfaces de aplicações corporativas.</w:t>
             </w:r>
@@ -1188,14 +1188,14 @@
                 <w:ilvl w:val="0"/>
                 <w:numId w:val="2"/>
               </w:numPr>
-              <w:spacing w:after="36" w:before="36"/>
-            </w:pPr>
-            <w:r>
-              <w:rPr>
-                <w:rFonts w:ascii="Arial" w:cs="Arial" w:eastAsia="Arial" w:hAnsi="Arial"/>
-                <w:color w:val="334155"/>
-                <w:sz w:val="19"/>
-                <w:szCs w:val="19"/>
+              <w:spacing w:after="24" w:before="24"/>
+            </w:pPr>
+            <w:r>
+              <w:rPr>
+                <w:rFonts w:ascii="Arial" w:cs="Arial" w:eastAsia="Arial" w:hAnsi="Arial"/>
+                <w:color w:val="334155"/>
+                <w:sz w:val="18"/>
+                <w:szCs w:val="18"/>
               </w:rPr>
               <w:t xml:space="preserve">Participação em integrações, manutenção de APIs REST e fluxos backend utilizando Node.js.</w:t>
             </w:r>
@@ -1207,14 +1207,14 @@
                 <w:ilvl w:val="0"/>
                 <w:numId w:val="2"/>
               </w:numPr>
-              <w:spacing w:after="36" w:before="36"/>
-            </w:pPr>
-            <w:r>
-              <w:rPr>
-                <w:rFonts w:ascii="Arial" w:cs="Arial" w:eastAsia="Arial" w:hAnsi="Arial"/>
-                <w:color w:val="334155"/>
-                <w:sz w:val="19"/>
-                <w:szCs w:val="19"/>
+              <w:spacing w:after="24" w:before="24"/>
+            </w:pPr>
+            <w:r>
+              <w:rPr>
+                <w:rFonts w:ascii="Arial" w:cs="Arial" w:eastAsia="Arial" w:hAnsi="Arial"/>
+                <w:color w:val="334155"/>
+                <w:sz w:val="18"/>
+                <w:szCs w:val="18"/>
               </w:rPr>
               <w:t xml:space="preserve">Contato com ecossistema AWS em rotinas de monitoramento, troubleshooting e análise técnica utilizando serviços como CloudWatch, OpenSearch, ECS, Lambda e S3.</w:t>
             </w:r>
@@ -1226,14 +1226,14 @@
                 <w:ilvl w:val="0"/>
                 <w:numId w:val="2"/>
               </w:numPr>
-              <w:spacing w:after="36" w:before="36"/>
-            </w:pPr>
-            <w:r>
-              <w:rPr>
-                <w:rFonts w:ascii="Arial" w:cs="Arial" w:eastAsia="Arial" w:hAnsi="Arial"/>
-                <w:color w:val="334155"/>
-                <w:sz w:val="19"/>
-                <w:szCs w:val="19"/>
+              <w:spacing w:after="24" w:before="24"/>
+            </w:pPr>
+            <w:r>
+              <w:rPr>
+                <w:rFonts w:ascii="Arial" w:cs="Arial" w:eastAsia="Arial" w:hAnsi="Arial"/>
+                <w:color w:val="334155"/>
+                <w:sz w:val="18"/>
+                <w:szCs w:val="18"/>
               </w:rPr>
               <w:t xml:space="preserve">Análise técnica de incidentes e anomalias em produção, garantindo estabilidade e continuidade das aplicações.</w:t>
             </w:r>
@@ -1245,26 +1245,26 @@
                 <w:ilvl w:val="0"/>
                 <w:numId w:val="2"/>
               </w:numPr>
-              <w:spacing w:after="36" w:before="36"/>
-            </w:pPr>
-            <w:r>
-              <w:rPr>
-                <w:rFonts w:ascii="Arial" w:cs="Arial" w:eastAsia="Arial" w:hAnsi="Arial"/>
-                <w:color w:val="334155"/>
-                <w:sz w:val="19"/>
-                <w:szCs w:val="19"/>
+              <w:spacing w:after="24" w:before="24"/>
+            </w:pPr>
+            <w:r>
+              <w:rPr>
+                <w:rFonts w:ascii="Arial" w:cs="Arial" w:eastAsia="Arial" w:hAnsi="Arial"/>
+                <w:color w:val="334155"/>
+                <w:sz w:val="18"/>
+                <w:szCs w:val="18"/>
               </w:rPr>
               <w:t xml:space="preserve">Atuação em ambientes HML e PROD, realizando validações técnicas e acompanhamento de deploys.</w:t>
             </w:r>
           </w:p>
           <w:p>
             <w:pPr>
-              <w:spacing w:after="0" w:before="40"/>
-            </w:pPr>
-          </w:p>
-          <w:p>
-            <w:pPr>
-              <w:spacing w:after="30" w:before="200"/>
+              <w:spacing w:after="0" w:before="20"/>
+            </w:pPr>
+          </w:p>
+          <w:p>
+            <w:pPr>
+              <w:spacing w:after="20" w:before="160"/>
             </w:pPr>
             <w:r>
               <w:rPr>
@@ -1272,18 +1272,18 @@
                 <w:b/>
                 <w:bCs/>
                 <w:color w:val="1A2742"/>
-                <w:sz w:val="21"/>
-                <w:szCs w:val="21"/>
-              </w:rPr>
-              <w:t xml:space="preserve">Capital Finance LTDA</w:t>
-            </w:r>
-            <w:r>
-              <w:rPr>
-                <w:rFonts w:ascii="Arial" w:cs="Arial" w:eastAsia="Arial" w:hAnsi="Arial"/>
-                <w:color w:val="64748B"/>
                 <w:sz w:val="20"/>
                 <w:szCs w:val="20"/>
               </w:rPr>
+              <w:t xml:space="preserve">Capital Finance LTDA</w:t>
+            </w:r>
+            <w:r>
+              <w:rPr>
+                <w:rFonts w:ascii="Arial" w:cs="Arial" w:eastAsia="Arial" w:hAnsi="Arial"/>
+                <w:color w:val="64748B"/>
+                <w:sz w:val="18"/>
+                <w:szCs w:val="18"/>
+              </w:rPr>
               <w:t xml:space="preserve">  ·  </w:t>
             </w:r>
             <w:r>
@@ -1292,15 +1292,15 @@
                 <w:b/>
                 <w:bCs/>
                 <w:color w:val="2563EB"/>
-                <w:sz w:val="21"/>
-                <w:szCs w:val="21"/>
+                <w:sz w:val="20"/>
+                <w:szCs w:val="20"/>
               </w:rPr>
               <w:t xml:space="preserve">Assistente de Desenvolvimento de Sistemas</w:t>
             </w:r>
           </w:p>
           <w:p>
             <w:pPr>
-              <w:spacing w:after="80" w:before="0"/>
+              <w:spacing w:after="60" w:before="0"/>
             </w:pPr>
             <w:r>
               <w:rPr>
@@ -1308,8 +1308,8 @@
                 <w:i/>
                 <w:iCs/>
                 <w:color w:val="64748B"/>
-                <w:sz w:val="16"/>
-                <w:szCs w:val="16"/>
+                <w:sz w:val="15"/>
+                <w:szCs w:val="15"/>
               </w:rPr>
               <w:t xml:space="preserve">02/2023 – 05/2024 · São Paulo, SP</w:t>
             </w:r>
@@ -1321,14 +1321,14 @@
                 <w:ilvl w:val="0"/>
                 <w:numId w:val="2"/>
               </w:numPr>
-              <w:spacing w:after="36" w:before="36"/>
-            </w:pPr>
-            <w:r>
-              <w:rPr>
-                <w:rFonts w:ascii="Arial" w:cs="Arial" w:eastAsia="Arial" w:hAnsi="Arial"/>
-                <w:color w:val="334155"/>
-                <w:sz w:val="19"/>
-                <w:szCs w:val="19"/>
+              <w:spacing w:after="24" w:before="24"/>
+            </w:pPr>
+            <w:r>
+              <w:rPr>
+                <w:rFonts w:ascii="Arial" w:cs="Arial" w:eastAsia="Arial" w:hAnsi="Arial"/>
+                <w:color w:val="334155"/>
+                <w:sz w:val="18"/>
+                <w:szCs w:val="18"/>
               </w:rPr>
               <w:t xml:space="preserve">Desenvolvimento de soluções frontend e backend utilizando JavaScript, Python, Django e Flask.</w:t>
             </w:r>
@@ -1340,14 +1340,14 @@
                 <w:ilvl w:val="0"/>
                 <w:numId w:val="2"/>
               </w:numPr>
-              <w:spacing w:after="36" w:before="36"/>
-            </w:pPr>
-            <w:r>
-              <w:rPr>
-                <w:rFonts w:ascii="Arial" w:cs="Arial" w:eastAsia="Arial" w:hAnsi="Arial"/>
-                <w:color w:val="334155"/>
-                <w:sz w:val="19"/>
-                <w:szCs w:val="19"/>
+              <w:spacing w:after="24" w:before="24"/>
+            </w:pPr>
+            <w:r>
+              <w:rPr>
+                <w:rFonts w:ascii="Arial" w:cs="Arial" w:eastAsia="Arial" w:hAnsi="Arial"/>
+                <w:color w:val="334155"/>
+                <w:sz w:val="18"/>
+                <w:szCs w:val="18"/>
               </w:rPr>
               <w:t xml:space="preserve">Implementação de funcionalidades, integrações e melhorias em aplicações internas corporativas.</w:t>
             </w:r>
@@ -1359,14 +1359,14 @@
                 <w:ilvl w:val="0"/>
                 <w:numId w:val="2"/>
               </w:numPr>
-              <w:spacing w:after="36" w:before="36"/>
-            </w:pPr>
-            <w:r>
-              <w:rPr>
-                <w:rFonts w:ascii="Arial" w:cs="Arial" w:eastAsia="Arial" w:hAnsi="Arial"/>
-                <w:color w:val="334155"/>
-                <w:sz w:val="19"/>
-                <w:szCs w:val="19"/>
+              <w:spacing w:after="24" w:before="24"/>
+            </w:pPr>
+            <w:r>
+              <w:rPr>
+                <w:rFonts w:ascii="Arial" w:cs="Arial" w:eastAsia="Arial" w:hAnsi="Arial"/>
+                <w:color w:val="334155"/>
+                <w:sz w:val="18"/>
+                <w:szCs w:val="18"/>
               </w:rPr>
               <w:t xml:space="preserve">Manutenção e otimização de sistemas web, com foco em estabilidade e experiência do usuário.</w:t>
             </w:r>
@@ -1378,14 +1378,14 @@
                 <w:ilvl w:val="0"/>
                 <w:numId w:val="2"/>
               </w:numPr>
-              <w:spacing w:after="36" w:before="36"/>
-            </w:pPr>
-            <w:r>
-              <w:rPr>
-                <w:rFonts w:ascii="Arial" w:cs="Arial" w:eastAsia="Arial" w:hAnsi="Arial"/>
-                <w:color w:val="334155"/>
-                <w:sz w:val="19"/>
-                <w:szCs w:val="19"/>
+              <w:spacing w:after="24" w:before="24"/>
+            </w:pPr>
+            <w:r>
+              <w:rPr>
+                <w:rFonts w:ascii="Arial" w:cs="Arial" w:eastAsia="Arial" w:hAnsi="Arial"/>
+                <w:color w:val="334155"/>
+                <w:sz w:val="18"/>
+                <w:szCs w:val="18"/>
               </w:rPr>
               <w:t xml:space="preserve">Colaboração com equipe técnica em análise de requisitos, testes e melhorias contínuas.</w:t>
             </w:r>
@@ -1397,26 +1397,26 @@
                 <w:ilvl w:val="0"/>
                 <w:numId w:val="2"/>
               </w:numPr>
-              <w:spacing w:after="36" w:before="36"/>
-            </w:pPr>
-            <w:r>
-              <w:rPr>
-                <w:rFonts w:ascii="Arial" w:cs="Arial" w:eastAsia="Arial" w:hAnsi="Arial"/>
-                <w:color w:val="334155"/>
-                <w:sz w:val="19"/>
-                <w:szCs w:val="19"/>
+              <w:spacing w:after="24" w:before="24"/>
+            </w:pPr>
+            <w:r>
+              <w:rPr>
+                <w:rFonts w:ascii="Arial" w:cs="Arial" w:eastAsia="Arial" w:hAnsi="Arial"/>
+                <w:color w:val="334155"/>
+                <w:sz w:val="18"/>
+                <w:szCs w:val="18"/>
               </w:rPr>
               <w:t xml:space="preserve">Promovida de estagiária a Assistente Pleno por evolução técnica consistente e autonomia nas entregas.</w:t>
             </w:r>
           </w:p>
           <w:p>
             <w:pPr>
-              <w:spacing w:after="0" w:before="40"/>
-            </w:pPr>
-          </w:p>
-          <w:p>
-            <w:pPr>
-              <w:spacing w:after="30" w:before="200"/>
+              <w:spacing w:after="0" w:before="20"/>
+            </w:pPr>
+          </w:p>
+          <w:p>
+            <w:pPr>
+              <w:spacing w:after="20" w:before="160"/>
             </w:pPr>
             <w:r>
               <w:rPr>
@@ -1424,18 +1424,18 @@
                 <w:b/>
                 <w:bCs/>
                 <w:color w:val="1A2742"/>
-                <w:sz w:val="21"/>
-                <w:szCs w:val="21"/>
-              </w:rPr>
-              <w:t xml:space="preserve">Freelancer</w:t>
-            </w:r>
-            <w:r>
-              <w:rPr>
-                <w:rFonts w:ascii="Arial" w:cs="Arial" w:eastAsia="Arial" w:hAnsi="Arial"/>
-                <w:color w:val="64748B"/>
                 <w:sz w:val="20"/>
                 <w:szCs w:val="20"/>
               </w:rPr>
+              <w:t xml:space="preserve">Freelancer</w:t>
+            </w:r>
+            <w:r>
+              <w:rPr>
+                <w:rFonts w:ascii="Arial" w:cs="Arial" w:eastAsia="Arial" w:hAnsi="Arial"/>
+                <w:color w:val="64748B"/>
+                <w:sz w:val="18"/>
+                <w:szCs w:val="18"/>
+              </w:rPr>
               <w:t xml:space="preserve">  ·  </w:t>
             </w:r>
             <w:r>
@@ -1444,15 +1444,15 @@
                 <w:b/>
                 <w:bCs/>
                 <w:color w:val="2563EB"/>
-                <w:sz w:val="21"/>
-                <w:szCs w:val="21"/>
+                <w:sz w:val="20"/>
+                <w:szCs w:val="20"/>
               </w:rPr>
               <w:t xml:space="preserve">Desenvolvimento Web</w:t>
             </w:r>
           </w:p>
           <w:p>
             <w:pPr>
-              <w:spacing w:after="80" w:before="0"/>
+              <w:spacing w:after="60" w:before="0"/>
             </w:pPr>
             <w:r>
               <w:rPr>
@@ -1460,8 +1460,8 @@
                 <w:i/>
                 <w:iCs/>
                 <w:color w:val="64748B"/>
-                <w:sz w:val="16"/>
-                <w:szCs w:val="16"/>
+                <w:sz w:val="15"/>
+                <w:szCs w:val="15"/>
               </w:rPr>
               <w:t xml:space="preserve">2024</w:t>
             </w:r>
@@ -1473,14 +1473,14 @@
                 <w:ilvl w:val="0"/>
                 <w:numId w:val="2"/>
               </w:numPr>
-              <w:spacing w:after="36" w:before="36"/>
-            </w:pPr>
-            <w:r>
-              <w:rPr>
-                <w:rFonts w:ascii="Arial" w:cs="Arial" w:eastAsia="Arial" w:hAnsi="Arial"/>
-                <w:color w:val="334155"/>
-                <w:sz w:val="19"/>
-                <w:szCs w:val="19"/>
+              <w:spacing w:after="24" w:before="24"/>
+            </w:pPr>
+            <w:r>
+              <w:rPr>
+                <w:rFonts w:ascii="Arial" w:cs="Arial" w:eastAsia="Arial" w:hAnsi="Arial"/>
+                <w:color w:val="334155"/>
+                <w:sz w:val="18"/>
+                <w:szCs w:val="18"/>
               </w:rPr>
               <w:t xml:space="preserve">Desenvolvimento de landing pages, sites institucionais e interfaces responsivas com foco em performance e conversão.</w:t>
             </w:r>
@@ -1492,14 +1492,14 @@
                 <w:ilvl w:val="0"/>
                 <w:numId w:val="2"/>
               </w:numPr>
-              <w:spacing w:after="36" w:before="36"/>
-            </w:pPr>
-            <w:r>
-              <w:rPr>
-                <w:rFonts w:ascii="Arial" w:cs="Arial" w:eastAsia="Arial" w:hAnsi="Arial"/>
-                <w:color w:val="334155"/>
-                <w:sz w:val="19"/>
-                <w:szCs w:val="19"/>
+              <w:spacing w:after="24" w:before="24"/>
+            </w:pPr>
+            <w:r>
+              <w:rPr>
+                <w:rFonts w:ascii="Arial" w:cs="Arial" w:eastAsia="Arial" w:hAnsi="Arial"/>
+                <w:color w:val="334155"/>
+                <w:sz w:val="18"/>
+                <w:szCs w:val="18"/>
               </w:rPr>
               <w:t xml:space="preserve">Aplicação de boas práticas de SEO técnico e otimização de performance visando melhor indexação, experiência do usuário e visibilidade orgânica.</w:t>
             </w:r>
@@ -1511,35 +1511,16 @@
                 <w:ilvl w:val="0"/>
                 <w:numId w:val="2"/>
               </w:numPr>
-              <w:spacing w:after="36" w:before="36"/>
-            </w:pPr>
-            <w:r>
-              <w:rPr>
-                <w:rFonts w:ascii="Arial" w:cs="Arial" w:eastAsia="Arial" w:hAnsi="Arial"/>
-                <w:color w:val="334155"/>
-                <w:sz w:val="19"/>
-                <w:szCs w:val="19"/>
+              <w:spacing w:after="24" w:before="24"/>
+            </w:pPr>
+            <w:r>
+              <w:rPr>
+                <w:rFonts w:ascii="Arial" w:cs="Arial" w:eastAsia="Arial" w:hAnsi="Arial"/>
+                <w:color w:val="334155"/>
+                <w:sz w:val="18"/>
+                <w:szCs w:val="18"/>
               </w:rPr>
               <w:t xml:space="preserve">Criação de projetos com foco em experiência do usuário, responsividade e conversão.</w:t>
-            </w:r>
-          </w:p>
-          <w:p>
-            <w:pPr>
-              <w:pStyle w:val="ListParagraph"/>
-              <w:numPr>
-                <w:ilvl w:val="0"/>
-                <w:numId w:val="2"/>
-              </w:numPr>
-              <w:spacing w:after="36" w:before="36"/>
-            </w:pPr>
-            <w:r>
-              <w:rPr>
-                <w:rFonts w:ascii="Arial" w:cs="Arial" w:eastAsia="Arial" w:hAnsi="Arial"/>
-                <w:color w:val="334155"/>
-                <w:sz w:val="19"/>
-                <w:szCs w:val="19"/>
-              </w:rPr>
-              <w:t xml:space="preserve">Gestão completa dos projetos: briefing, desenvolvimento, testes, publicação e manutenção.</w:t>
             </w:r>
           </w:p>
         </w:tc>
@@ -1547,7 +1528,7 @@
     </w:tbl>
     <w:sectPr>
       <w:pgSz w:w="11906" w:h="16838" w:orient="portrait"/>
-      <w:pgMar w:top="0" w:right="680" w:bottom="0" w:left="680" w:header="708" w:footer="708" w:gutter="0"/>
+      <w:pgMar w:top="0" w:right="580" w:bottom="0" w:left="580" w:header="708" w:footer="708" w:gutter="0"/>
       <w:pgNumType/>
       <w:docGrid w:linePitch="360"/>
     </w:sectPr>
